--- a/ДЗ_Визуализация_на_демо_стенде.docx
+++ b/ДЗ_Визуализация_на_демо_стенде.docx
@@ -170,7 +170,7 @@
         <w:rPr>
           <w:b/>
         </w:rPr>
-        <w:t xml:space="preserve">https://94.141.97.249</w:t>
+        <w:t xml:space="preserve">https://45.159.173.29</w:t>
       </w:r>
     </w:p>
     <w:p>
@@ -356,7 +356,7 @@
         <w:rPr>
           <w:b/>
         </w:rPr>
-        <w:t xml:space="preserve">https://94.141.97.249/files/…</w:t>
+        <w:t xml:space="preserve">https://45.159.173.29/files/…</w:t>
       </w:r>
       <w:r>
         <w:t xml:space="preserve">. Ссылка в чате остаётся, но сдавать преподавателю нужно сохранённый файл (см. шаг 6): после ночной очистки стенда старые ссылки перестают открываться.</w:t>
